--- a/public/2026/seq06/EBEP_S6-A05_SourceEnergie_4eme.docx
+++ b/public/2026/seq06/EBEP_S6-A05_SourceEnergie_4eme.docx
@@ -15,37 +15,36 @@
         </w:tblBorders>
       </w:tblPr>
       <w:tblGrid>
-        <w:gridCol w:w="1300"/>
-        <w:gridCol w:w="4200"/>
-        <w:gridCol w:w="3666"/>
-        <w:gridCol w:w="1300"/>
+        <w:gridCol w:w="1150"/>
+        <w:gridCol w:w="7916"/>
+        <w:gridCol w:w="1400"/>
       </w:tblGrid>
       <w:tr>
+        <w:trPr>
+          <w:cantSplit/>
+        </w:trPr>
         <w:tc>
           <w:tcPr>
-            <w:tcW w:type="dxa" w:w="1300"/>
+            <w:tcW w:type="dxa" w:w="1150"/>
             <w:tcBorders>
-              <w:top w:val="single" w:color="000000" w:sz="6"/>
-              <w:left w:val="single" w:color="000000" w:sz="6"/>
-              <w:bottom w:val="single" w:color="000000" w:sz="6"/>
-              <w:right w:val="single" w:color="000000" w:sz="6"/>
+              <w:top w:val="none" w:color="FFFFFF" w:sz="0"/>
+              <w:left w:val="none" w:color="FFFFFF" w:sz="0"/>
+              <w:bottom w:val="single" w:color="11223D" w:sz="12"/>
+              <w:right w:val="none" w:color="FFFFFF" w:sz="0"/>
             </w:tcBorders>
             <w:tcMar>
-              <w:top w:type="dxa" w:w="60"/>
-              <w:left w:type="dxa" w:w="90"/>
-              <w:bottom w:type="dxa" w:w="60"/>
-              <w:right w:type="dxa" w:w="90"/>
+              <w:top w:type="dxa" w:w="40"/>
+              <w:left w:type="dxa" w:w="110"/>
+              <w:bottom w:type="dxa" w:w="40"/>
+              <w:right w:type="dxa" w:w="110"/>
             </w:tcMar>
             <w:vAlign w:val="center"/>
           </w:tcPr>
           <w:p>
-            <w:pPr>
-              <w:jc w:val="center"/>
-            </w:pPr>
             <w:r>
               <w:drawing>
                 <wp:inline distT="0" distB="0" distL="0" distR="0">
-                  <wp:extent cx="590550" cy="457200"/>
+                  <wp:extent cx="495300" cy="381000"/>
                   <wp:effectExtent t="0" r="0" b="0" l="0"/>
                   <wp:docPr id="1" name="" descr="" title=""/>
                   <wp:cNvGraphicFramePr>
@@ -70,7 +69,7 @@
                         <pic:spPr bwMode="auto">
                           <a:xfrm>
                             <a:off x="0" y="0"/>
-                            <a:ext cx="590550" cy="457200"/>
+                            <a:ext cx="495300" cy="381000"/>
                           </a:xfrm>
                           <a:prstGeom prst="rect">
                             <a:avLst/>
@@ -86,156 +85,88 @@
         </w:tc>
         <w:tc>
           <w:tcPr>
-            <w:tcW w:type="dxa" w:w="4200"/>
+            <w:tcW w:type="dxa" w:w="7916"/>
             <w:tcBorders>
-              <w:top w:val="single" w:color="000000" w:sz="6"/>
-              <w:left w:val="single" w:color="000000" w:sz="6"/>
-              <w:bottom w:val="single" w:color="000000" w:sz="6"/>
-              <w:right w:val="single" w:color="000000" w:sz="6"/>
+              <w:top w:val="none" w:color="FFFFFF" w:sz="0"/>
+              <w:left w:val="none" w:color="FFFFFF" w:sz="0"/>
+              <w:bottom w:val="single" w:color="11223D" w:sz="12"/>
+              <w:right w:val="none" w:color="FFFFFF" w:sz="0"/>
             </w:tcBorders>
             <w:tcMar>
-              <w:top w:type="dxa" w:w="60"/>
-              <w:left w:type="dxa" w:w="90"/>
-              <w:bottom w:type="dxa" w:w="60"/>
-              <w:right w:type="dxa" w:w="90"/>
+              <w:top w:type="dxa" w:w="40"/>
+              <w:left w:type="dxa" w:w="110"/>
+              <w:bottom w:type="dxa" w:w="40"/>
+              <w:right w:type="dxa" w:w="110"/>
             </w:tcMar>
             <w:vAlign w:val="center"/>
           </w:tcPr>
           <w:p>
             <w:pPr>
-              <w:spacing w:after="20" w:before="0"/>
-              <w:jc w:val="center"/>
+              <w:keepLines/>
+              <w:spacing w:after="30" w:before="0"/>
             </w:pPr>
             <w:r>
               <w:rPr>
                 <w:rFonts w:ascii="Arial" w:cs="Arial" w:eastAsia="Arial" w:hAnsi="Arial"/>
                 <w:b/>
                 <w:bCs/>
-                <w:color w:val="000000"/>
-                <w:sz w:val="18"/>
-                <w:szCs w:val="18"/>
-              </w:rPr>
-              <w:t xml:space="preserve">ACADÉMIE TECHNOLOGIQUE</w:t>
+                <w:color w:val="11223D"/>
+                <w:sz w:val="17"/>
+                <w:szCs w:val="17"/>
+              </w:rPr>
+              <w:t xml:space="preserve">TECHNOLOGIE · 4ᵉ   ·   SÉQUENCE 06 — MEI   ·   ACTIVITÉ 05</w:t>
+            </w:r>
+            <w:r>
+              <w:rPr>
+                <w:rFonts w:ascii="Arial" w:cs="Arial" w:eastAsia="Arial" w:hAnsi="Arial"/>
+                <w:color w:val="5B6675"/>
+                <w:sz w:val="17"/>
+                <w:szCs w:val="17"/>
+              </w:rPr>
+              <w:t xml:space="preserve">   ·   version adaptée</w:t>
             </w:r>
           </w:p>
           <w:p>
             <w:pPr>
+              <w:keepLines/>
               <w:spacing w:after="0" w:before="0"/>
-              <w:jc w:val="center"/>
             </w:pPr>
             <w:r>
               <w:rPr>
                 <w:rFonts w:ascii="Arial" w:cs="Arial" w:eastAsia="Arial" w:hAnsi="Arial"/>
-                <w:color w:val="000000"/>
+                <w:color w:val="5B6675"/>
                 <w:sz w:val="15"/>
                 <w:szCs w:val="15"/>
               </w:rPr>
-              <w:t xml:space="preserve">Technologie — Classe de 4ème</w:t>
-            </w:r>
-          </w:p>
-          <w:p>
-            <w:pPr>
-              <w:spacing w:after="0" w:before="0"/>
-              <w:jc w:val="center"/>
-            </w:pPr>
-            <w:r>
-              <w:rPr>
-                <w:rFonts w:ascii="Arial" w:cs="Arial" w:eastAsia="Arial" w:hAnsi="Arial"/>
-                <w:color w:val="000000"/>
-                <w:sz w:val="15"/>
-                <w:szCs w:val="15"/>
-              </w:rPr>
-              <w:t xml:space="preserve">Salle 207 TEC 3</w:t>
+              <w:t xml:space="preserve">Académie technologique · Salle 207 TEC 3</w:t>
             </w:r>
           </w:p>
         </w:tc>
         <w:tc>
           <w:tcPr>
-            <w:tcW w:type="dxa" w:w="3666"/>
+            <w:tcW w:type="dxa" w:w="1400"/>
             <w:tcBorders>
-              <w:top w:val="single" w:color="000000" w:sz="6"/>
-              <w:left w:val="single" w:color="000000" w:sz="6"/>
-              <w:bottom w:val="single" w:color="000000" w:sz="6"/>
-              <w:right w:val="single" w:color="000000" w:sz="6"/>
+              <w:top w:val="none" w:color="FFFFFF" w:sz="0"/>
+              <w:left w:val="none" w:color="FFFFFF" w:sz="0"/>
+              <w:bottom w:val="single" w:color="11223D" w:sz="12"/>
+              <w:right w:val="none" w:color="FFFFFF" w:sz="0"/>
             </w:tcBorders>
             <w:tcMar>
-              <w:top w:type="dxa" w:w="60"/>
-              <w:left w:type="dxa" w:w="90"/>
-              <w:bottom w:type="dxa" w:w="60"/>
-              <w:right w:type="dxa" w:w="90"/>
+              <w:top w:type="dxa" w:w="40"/>
+              <w:left w:type="dxa" w:w="110"/>
+              <w:bottom w:type="dxa" w:w="40"/>
+              <w:right w:type="dxa" w:w="110"/>
             </w:tcMar>
             <w:vAlign w:val="center"/>
           </w:tcPr>
           <w:p>
             <w:pPr>
-              <w:spacing w:after="10" w:before="0"/>
-            </w:pPr>
-            <w:r>
-              <w:rPr>
-                <w:rFonts w:ascii="Arial" w:cs="Arial" w:eastAsia="Arial" w:hAnsi="Arial"/>
-                <w:b/>
-                <w:bCs/>
-                <w:color w:val="000000"/>
-                <w:sz w:val="15"/>
-                <w:szCs w:val="15"/>
-              </w:rPr>
-              <w:t xml:space="preserve">SÉQUENCE 06 — MEI</w:t>
-            </w:r>
-          </w:p>
-          <w:p>
-            <w:pPr>
-              <w:spacing w:after="10" w:before="0"/>
-            </w:pPr>
-            <w:r>
-              <w:rPr>
-                <w:rFonts w:ascii="Arial" w:cs="Arial" w:eastAsia="Arial" w:hAnsi="Arial"/>
-                <w:color w:val="000000"/>
-                <w:sz w:val="15"/>
-                <w:szCs w:val="15"/>
-              </w:rPr>
-              <w:t xml:space="preserve">ACTIVITÉ N°05 — version adaptée</w:t>
-            </w:r>
-          </w:p>
-          <w:p>
-            <w:pPr>
-              <w:spacing w:after="0" w:before="0"/>
-            </w:pPr>
-            <w:r>
-              <w:rPr>
-                <w:rFonts w:ascii="Arial" w:cs="Arial" w:eastAsia="Arial" w:hAnsi="Arial"/>
-                <w:color w:val="000000"/>
-                <w:sz w:val="15"/>
-                <w:szCs w:val="15"/>
-              </w:rPr>
-              <w:t xml:space="preserve">Une lumière sans prise</w:t>
-            </w:r>
-          </w:p>
-        </w:tc>
-        <w:tc>
-          <w:tcPr>
-            <w:tcW w:type="dxa" w:w="1300"/>
-            <w:tcBorders>
-              <w:top w:val="single" w:color="000000" w:sz="6"/>
-              <w:left w:val="single" w:color="000000" w:sz="6"/>
-              <w:bottom w:val="single" w:color="000000" w:sz="6"/>
-              <w:right w:val="single" w:color="000000" w:sz="6"/>
-            </w:tcBorders>
-            <w:tcMar>
-              <w:top w:type="dxa" w:w="60"/>
-              <w:left w:type="dxa" w:w="90"/>
-              <w:bottom w:type="dxa" w:w="60"/>
-              <w:right w:type="dxa" w:w="90"/>
-            </w:tcMar>
-            <w:vAlign w:val="center"/>
-          </w:tcPr>
-          <w:p>
-            <w:pPr>
-              <w:jc w:val="center"/>
+              <w:jc w:val="right"/>
             </w:pPr>
             <w:r>
               <w:drawing>
                 <wp:inline distT="0" distB="0" distL="0" distR="0">
-                  <wp:extent cx="533400" cy="533400"/>
+                  <wp:extent cx="476250" cy="476250"/>
                   <wp:effectExtent t="0" r="0" b="0" l="0"/>
                   <wp:docPr id="1" name="" descr="" title=""/>
                   <wp:cNvGraphicFramePr>
@@ -260,7 +191,7 @@
                         <pic:spPr bwMode="auto">
                           <a:xfrm>
                             <a:off x="0" y="0"/>
-                            <a:ext cx="533400" cy="533400"/>
+                            <a:ext cx="476250" cy="476250"/>
                           </a:xfrm>
                           <a:prstGeom prst="rect">
                             <a:avLst/>
@@ -278,16 +209,109 @@
     </w:tbl>
     <w:p>
       <w:pPr>
-        <w:spacing w:after="60" w:before="0"/>
-      </w:pPr>
-      <w:r>
-        <w:rPr>
-          <w:rFonts w:ascii="Arial" w:cs="Arial" w:eastAsia="Arial" w:hAnsi="Arial"/>
+        <w:keepLines/>
+        <w:spacing w:after="160" w:before="100" w:line="400" w:lineRule="atLeast"/>
+      </w:pPr>
+      <w:r>
+        <w:rPr>
+          <w:rFonts w:ascii="Arial" w:cs="Arial" w:eastAsia="Arial" w:hAnsi="Arial"/>
+          <w:color w:val="5B6675"/>
+          <w:sz w:val="18"/>
+          <w:szCs w:val="18"/>
+        </w:rPr>
+        <w:t xml:space="preserve">Prénom : </w:t>
+      </w:r>
+      <w:r>
+        <w:rPr>
+          <w:rFonts w:ascii="Arial" w:cs="Arial" w:eastAsia="Arial" w:hAnsi="Arial"/>
+          <w:color w:val="AEB7C3"/>
+          <w:sz w:val="18"/>
+          <w:szCs w:val="18"/>
+        </w:rPr>
+        <w:t xml:space="preserve">…………………………………………………………</w:t>
+      </w:r>
+      <w:r>
+        <w:rPr>
+          <w:rFonts w:ascii="Arial" w:cs="Arial" w:eastAsia="Arial" w:hAnsi="Arial"/>
+          <w:color w:val="5B6675"/>
+          <w:sz w:val="18"/>
+          <w:szCs w:val="18"/>
+        </w:rPr>
+        <w:t xml:space="preserve">      Classe : </w:t>
+      </w:r>
+      <w:r>
+        <w:rPr>
+          <w:rFonts w:ascii="Arial" w:cs="Arial" w:eastAsia="Arial" w:hAnsi="Arial"/>
+          <w:color w:val="AEB7C3"/>
+          <w:sz w:val="18"/>
+          <w:szCs w:val="18"/>
+        </w:rPr>
+        <w:t xml:space="preserve">……………………</w:t>
+      </w:r>
+      <w:r>
+        <w:rPr>
+          <w:rFonts w:ascii="Arial" w:cs="Arial" w:eastAsia="Arial" w:hAnsi="Arial"/>
+          <w:color w:val="5B6675"/>
+          <w:sz w:val="18"/>
+          <w:szCs w:val="18"/>
+        </w:rPr>
+        <w:t xml:space="preserve">      Date : </w:t>
+      </w:r>
+      <w:r>
+        <w:rPr>
+          <w:rFonts w:ascii="Arial" w:cs="Arial" w:eastAsia="Arial" w:hAnsi="Arial"/>
+          <w:color w:val="AEB7C3"/>
+          <w:sz w:val="18"/>
+          <w:szCs w:val="18"/>
+        </w:rPr>
+        <w:t xml:space="preserve">…………………………</w:t>
+      </w:r>
+    </w:p>
+    <w:p>
+      <w:pPr>
+        <w:keepNext/>
+        <w:keepLines/>
+        <w:spacing w:after="80" w:before="0"/>
+      </w:pPr>
+      <w:r>
+        <w:rPr>
+          <w:rFonts w:ascii="Arial" w:cs="Arial" w:eastAsia="Arial" w:hAnsi="Arial"/>
+          <w:b/>
+          <w:bCs/>
+          <w:color w:val="11223D"/>
+          <w:sz w:val="36"/>
+          <w:szCs w:val="36"/>
+        </w:rPr>
+        <w:t xml:space="preserve">Une lumière sans prise : choisir sa source d'énergie</w:t>
+      </w:r>
+    </w:p>
+    <w:p>
+      <w:pPr>
+        <w:keepNext/>
+        <w:keepLines/>
+        <w:spacing w:after="120" w:before="0"/>
+      </w:pPr>
+      <w:r>
+        <w:rPr>
+          <w:rFonts w:ascii="Arial" w:cs="Arial" w:eastAsia="Arial" w:hAnsi="Arial"/>
+          <w:b/>
+          <w:bCs/>
+          <w:color w:val="11223D"/>
+          <w:sz w:val="32"/>
+          <w:szCs w:val="32"/>
+        </w:rPr>
+        <w:t xml:space="preserve">?  </w:t>
+      </w:r>
+      <w:r>
+        <w:rPr>
+          <w:rFonts w:ascii="Arial" w:cs="Arial" w:eastAsia="Arial" w:hAnsi="Arial"/>
+          <w:b/>
+          <w:bCs/>
           <w:color w:val="000000"/>
-          <w:sz w:val="20"/>
-          <w:szCs w:val="20"/>
-        </w:rPr>
-        <w:t xml:space="preserve"/>
+          <w:sz w:val="26"/>
+          <w:szCs w:val="26"/>
+        </w:rPr>
+        <w:t xml:space="preserve">Le local à vélos n'a pas de prise. Quelle source d'énergie choisir pour la lampe ?</w:t>
       </w:r>
     </w:p>
     <w:tbl>
@@ -306,39 +330,51 @@
         <w:gridCol w:w="10466"/>
       </w:tblGrid>
       <w:tr>
+        <w:trPr>
+          <w:cantSplit/>
+        </w:trPr>
         <w:tc>
           <w:tcPr>
             <w:tcW w:type="dxa" w:w="10466"/>
             <w:tcBorders>
-              <w:top w:val="single" w:color="000000" w:sz="6"/>
-              <w:left w:val="single" w:color="000000" w:sz="6"/>
-              <w:bottom w:val="single" w:color="000000" w:sz="6"/>
-              <w:right w:val="single" w:color="000000" w:sz="6"/>
+              <w:top w:val="none" w:color="FFFFFF" w:sz="0"/>
+              <w:left w:val="none" w:color="FFFFFF" w:sz="0"/>
+              <w:bottom w:val="none" w:color="FFFFFF" w:sz="0"/>
+              <w:right w:val="none" w:color="FFFFFF" w:sz="0"/>
             </w:tcBorders>
-            <w:shd w:fill="D9D9D9" w:color="auto" w:val="clear"/>
+            <w:shd w:fill="EEF1F5" w:color="auto" w:val="clear"/>
             <w:tcMar>
-              <w:top w:type="dxa" w:w="60"/>
-              <w:left w:type="dxa" w:w="90"/>
-              <w:bottom w:type="dxa" w:w="60"/>
-              <w:right w:type="dxa" w:w="90"/>
+              <w:top w:type="dxa" w:w="90"/>
+              <w:left w:type="dxa" w:w="110"/>
+              <w:bottom w:type="dxa" w:w="90"/>
+              <w:right w:type="dxa" w:w="110"/>
             </w:tcMar>
             <w:vAlign w:val="center"/>
           </w:tcPr>
           <w:p>
             <w:pPr>
+              <w:keepLines/>
               <w:spacing w:after="0" w:before="0"/>
-              <w:jc w:val="center"/>
             </w:pPr>
             <w:r>
               <w:rPr>
                 <w:rFonts w:ascii="Arial" w:cs="Arial" w:eastAsia="Arial" w:hAnsi="Arial"/>
                 <w:b/>
                 <w:bCs/>
+                <w:color w:val="5B6675"/>
+                <w:sz w:val="20"/>
+                <w:szCs w:val="20"/>
+              </w:rPr>
+              <w:t xml:space="preserve">À LA FIN, </w:t>
+            </w:r>
+            <w:r>
+              <w:rPr>
+                <w:rFonts w:ascii="Arial" w:cs="Arial" w:eastAsia="Arial" w:hAnsi="Arial"/>
                 <w:color w:val="000000"/>
-                <w:sz w:val="30"/>
-                <w:szCs w:val="30"/>
-              </w:rPr>
-              <w:t xml:space="preserve">UNE LUMIÈRE SANS PRISE — CHOISIR SA SOURCE D'ÉNERGIE</w:t>
+                <w:sz w:val="24"/>
+                <w:szCs w:val="24"/>
+              </w:rPr>
+              <w:t xml:space="preserve">tu sauras choisir une source d'énergie avec des chiffres.</w:t>
             </w:r>
           </w:p>
         </w:tc>
@@ -346,104 +382,13 @@
     </w:tbl>
     <w:p>
       <w:pPr>
-        <w:spacing w:after="60" w:before="0"/>
-      </w:pPr>
-      <w:r>
-        <w:rPr>
-          <w:rFonts w:ascii="Arial" w:cs="Arial" w:eastAsia="Arial" w:hAnsi="Arial"/>
-          <w:color w:val="000000"/>
-          <w:sz w:val="20"/>
-          <w:szCs w:val="20"/>
-        </w:rPr>
-        <w:t xml:space="preserve"/>
-      </w:r>
-    </w:p>
-    <w:p>
-      <w:pPr>
-        <w:spacing w:after="80" w:before="0"/>
-      </w:pPr>
-      <w:r>
-        <w:rPr>
-          <w:rFonts w:ascii="Arial" w:cs="Arial" w:eastAsia="Arial" w:hAnsi="Arial"/>
-          <w:b/>
-          <w:bCs/>
-          <w:color w:val="000000"/>
-          <w:sz w:val="24"/>
-          <w:szCs w:val="24"/>
-        </w:rPr>
-        <w:t xml:space="preserve">OBJECTIF — </w:t>
-      </w:r>
-      <w:r>
-        <w:rPr>
-          <w:rFonts w:ascii="Arial" w:cs="Arial" w:eastAsia="Arial" w:hAnsi="Arial"/>
-          <w:color w:val="000000"/>
-          <w:sz w:val="24"/>
-          <w:szCs w:val="24"/>
-        </w:rPr>
-        <w:t xml:space="preserve">Tu sauras choisir une source d'énergie avec des chiffres.</w:t>
-      </w:r>
-    </w:p>
-    <w:tbl>
-      <w:tblPr>
-        <w:tblW w:type="dxa" w:w="10466"/>
-        <w:tblBorders>
-          <w:top w:val="single" w:color="auto" w:sz="4"/>
-          <w:left w:val="single" w:color="auto" w:sz="4"/>
-          <w:bottom w:val="single" w:color="auto" w:sz="4"/>
-          <w:right w:val="single" w:color="auto" w:sz="4"/>
-          <w:insideH w:val="single" w:color="auto" w:sz="4"/>
-          <w:insideV w:val="single" w:color="auto" w:sz="4"/>
-        </w:tblBorders>
-      </w:tblPr>
-      <w:tblGrid>
-        <w:gridCol w:w="10466"/>
-      </w:tblGrid>
-      <w:tr>
-        <w:tc>
-          <w:tcPr>
-            <w:tcW w:type="dxa" w:w="10466"/>
-            <w:tcBorders>
-              <w:top w:val="single" w:color="000000" w:sz="6"/>
-              <w:left w:val="single" w:color="000000" w:sz="6"/>
-              <w:bottom w:val="single" w:color="000000" w:sz="6"/>
-              <w:right w:val="single" w:color="000000" w:sz="6"/>
-            </w:tcBorders>
-            <w:tcMar>
-              <w:top w:type="dxa" w:w="60"/>
-              <w:left w:type="dxa" w:w="90"/>
-              <w:bottom w:type="dxa" w:w="60"/>
-              <w:right w:type="dxa" w:w="90"/>
-            </w:tcMar>
-            <w:vAlign w:val="center"/>
-          </w:tcPr>
-          <w:p>
-            <w:pPr>
-              <w:spacing w:after="0" w:before="0"/>
-            </w:pPr>
-            <w:r>
-              <w:rPr>
-                <w:rFonts w:ascii="Arial" w:cs="Arial" w:eastAsia="Arial" w:hAnsi="Arial"/>
-                <w:b/>
-                <w:bCs/>
-                <w:color w:val="000000"/>
-                <w:sz w:val="24"/>
-                <w:szCs w:val="24"/>
-              </w:rPr>
-              <w:t xml:space="preserve">Le local à vélos n'a pas de prise. Quelle source d'énergie choisir pour la lampe ?</w:t>
-            </w:r>
-          </w:p>
-        </w:tc>
-      </w:tr>
-    </w:tbl>
-    <w:p>
-      <w:pPr>
-        <w:spacing w:after="60"/>
+        <w:spacing w:after="0" w:before="80"/>
         <w:jc w:val="center"/>
       </w:pPr>
       <w:r>
         <w:drawing>
           <wp:inline distT="0" distB="0" distL="0" distR="0">
-            <wp:extent cx="5400675" cy="1352550"/>
+            <wp:extent cx="3962400" cy="990600"/>
             <wp:effectExtent t="0" r="0" b="0" l="0"/>
             <wp:docPr id="1" name="" descr="" title=""/>
             <wp:cNvGraphicFramePr>
@@ -468,7 +413,7 @@
                   <pic:spPr bwMode="auto">
                     <a:xfrm>
                       <a:off x="0" y="0"/>
-                      <a:ext cx="5400675" cy="1352550"/>
+                      <a:ext cx="3962400" cy="990600"/>
                     </a:xfrm>
                     <a:prstGeom prst="rect">
                       <a:avLst/>
@@ -483,41 +428,61 @@
     </w:p>
     <w:p>
       <w:pPr>
+        <w:keepNext/>
         <w:pBdr>
-          <w:top w:val="single" w:color="000000" w:sz="6"/>
-          <w:bottom w:val="single" w:color="000000" w:sz="6"/>
-          <w:left w:val="single" w:color="000000" w:sz="6"/>
-          <w:right w:val="single" w:color="000000" w:sz="6"/>
+          <w:bottom w:val="single" w:color="11223D" w:sz="6" w:space="4"/>
         </w:pBdr>
-        <w:shd w:fill="F2F2F2" w:color="auto" w:val="clear"/>
-        <w:spacing w:after="80" w:before="160"/>
+        <w:spacing w:after="100" w:before="160"/>
       </w:pPr>
       <w:r>
         <w:rPr>
           <w:rFonts w:ascii="Arial" w:cs="Arial" w:eastAsia="Arial" w:hAnsi="Arial"/>
           <w:b/>
           <w:bCs/>
+          <w:color w:val="FFFFFF"/>
+          <w:sz w:val="28"/>
+          <w:szCs w:val="28"/>
+          <w:shd w:fill="11223D" w:color="auto" w:val="clear"/>
+        </w:rPr>
+        <w:t xml:space="preserve"> 1 </w:t>
+      </w:r>
+      <w:r>
+        <w:rPr>
+          <w:rFonts w:ascii="Arial" w:cs="Arial" w:eastAsia="Arial" w:hAnsi="Arial"/>
+          <w:b/>
+          <w:bCs/>
+          <w:color w:val="11223D"/>
+          <w:sz w:val="28"/>
+          <w:szCs w:val="28"/>
+        </w:rPr>
+        <w:t xml:space="preserve">   Le coût sur 3 ans</w:t>
+      </w:r>
+    </w:p>
+    <w:p>
+      <w:pPr>
+        <w:keepNext/>
+        <w:keepLines/>
+        <w:spacing w:after="60" w:before="40"/>
+      </w:pPr>
+      <w:r>
+        <w:rPr>
+          <w:rFonts w:ascii="Arial" w:cs="Arial" w:eastAsia="Arial" w:hAnsi="Arial"/>
+          <w:b/>
+          <w:bCs/>
+          <w:color w:val="11223D"/>
+          <w:sz w:val="24"/>
+          <w:szCs w:val="24"/>
+        </w:rPr>
+        <w:t xml:space="preserve">▸ </w:t>
+      </w:r>
+      <w:r>
+        <w:rPr>
+          <w:rFonts w:ascii="Arial" w:cs="Arial" w:eastAsia="Arial" w:hAnsi="Arial"/>
           <w:color w:val="000000"/>
-          <w:sz w:val="22"/>
-          <w:szCs w:val="22"/>
-        </w:rPr>
-        <w:t xml:space="preserve">PARTIE 1 — Le coût sur 3 ans</w:t>
-      </w:r>
-    </w:p>
-    <w:p>
-      <w:pPr>
-        <w:spacing w:after="60" w:before="60"/>
-      </w:pPr>
-      <w:r>
-        <w:rPr>
-          <w:rFonts w:ascii="Arial" w:cs="Arial" w:eastAsia="Arial" w:hAnsi="Arial"/>
-          <w:i/>
-          <w:iCs/>
-          <w:color w:val="000000"/>
-          <w:sz w:val="20"/>
-          <w:szCs w:val="20"/>
-        </w:rPr>
-        <w:t xml:space="preserve">➤ Complète. La première ligne est un exemple.</w:t>
+          <w:sz w:val="24"/>
+          <w:szCs w:val="24"/>
+        </w:rPr>
+        <w:t xml:space="preserve">Complète. La première ligne est un exemple.</w:t>
       </w:r>
     </w:p>
     <w:tbl>
@@ -533,33 +498,36 @@
         </w:tblBorders>
       </w:tblPr>
       <w:tblGrid>
-        <w:gridCol w:w="3000"/>
-        <w:gridCol w:w="7466"/>
+        <w:gridCol w:w="3600"/>
+        <w:gridCol w:w="6866"/>
       </w:tblGrid>
       <w:tr>
         <w:trPr>
+          <w:cantSplit/>
           <w:tblHeader/>
         </w:trPr>
         <w:tc>
           <w:tcPr>
-            <w:tcW w:type="dxa" w:w="3000"/>
+            <w:tcW w:type="dxa" w:w="3600"/>
             <w:tcBorders>
-              <w:top w:val="single" w:color="808080" w:sz="4"/>
-              <w:left w:val="single" w:color="808080" w:sz="4"/>
-              <w:bottom w:val="single" w:color="808080" w:sz="4"/>
-              <w:right w:val="single" w:color="808080" w:sz="4"/>
+              <w:top w:val="single" w:color="AEB7C3" w:sz="4"/>
+              <w:left w:val="single" w:color="AEB7C3" w:sz="4"/>
+              <w:bottom w:val="single" w:color="AEB7C3" w:sz="4"/>
+              <w:right w:val="single" w:color="AEB7C3" w:sz="4"/>
             </w:tcBorders>
-            <w:shd w:fill="F2F2F2" w:color="auto" w:val="clear"/>
+            <w:shd w:fill="EEF1F5" w:color="auto" w:val="clear"/>
             <w:tcMar>
-              <w:top w:type="dxa" w:w="60"/>
-              <w:left w:type="dxa" w:w="90"/>
-              <w:bottom w:type="dxa" w:w="60"/>
-              <w:right w:type="dxa" w:w="90"/>
+              <w:top w:type="dxa" w:w="50"/>
+              <w:left w:type="dxa" w:w="110"/>
+              <w:bottom w:type="dxa" w:w="50"/>
+              <w:right w:type="dxa" w:w="110"/>
             </w:tcMar>
             <w:vAlign w:val="center"/>
           </w:tcPr>
           <w:p>
             <w:pPr>
+              <w:keepNext/>
+              <w:keepLines/>
               <w:spacing w:after="0" w:before="0"/>
               <w:jc w:val="left"/>
             </w:pPr>
@@ -578,24 +546,26 @@
         </w:tc>
         <w:tc>
           <w:tcPr>
-            <w:tcW w:type="dxa" w:w="7466"/>
+            <w:tcW w:type="dxa" w:w="6866"/>
             <w:tcBorders>
-              <w:top w:val="single" w:color="808080" w:sz="4"/>
-              <w:left w:val="single" w:color="808080" w:sz="4"/>
-              <w:bottom w:val="single" w:color="808080" w:sz="4"/>
-              <w:right w:val="single" w:color="808080" w:sz="4"/>
+              <w:top w:val="single" w:color="AEB7C3" w:sz="4"/>
+              <w:left w:val="single" w:color="AEB7C3" w:sz="4"/>
+              <w:bottom w:val="single" w:color="AEB7C3" w:sz="4"/>
+              <w:right w:val="single" w:color="AEB7C3" w:sz="4"/>
             </w:tcBorders>
-            <w:shd w:fill="F2F2F2" w:color="auto" w:val="clear"/>
+            <w:shd w:fill="EEF1F5" w:color="auto" w:val="clear"/>
             <w:tcMar>
-              <w:top w:type="dxa" w:w="60"/>
-              <w:left w:type="dxa" w:w="90"/>
-              <w:bottom w:type="dxa" w:w="60"/>
-              <w:right w:type="dxa" w:w="90"/>
+              <w:top w:type="dxa" w:w="50"/>
+              <w:left w:type="dxa" w:w="110"/>
+              <w:bottom w:type="dxa" w:w="50"/>
+              <w:right w:type="dxa" w:w="110"/>
             </w:tcMar>
             <w:vAlign w:val="center"/>
           </w:tcPr>
           <w:p>
             <w:pPr>
+              <w:keepNext/>
+              <w:keepLines/>
               <w:spacing w:after="0" w:before="0"/>
               <w:jc w:val="left"/>
             </w:pPr>
@@ -614,25 +584,30 @@
         </w:tc>
       </w:tr>
       <w:tr>
+        <w:trPr>
+          <w:cantSplit/>
+        </w:trPr>
         <w:tc>
           <w:tcPr>
-            <w:tcW w:type="dxa" w:w="3000"/>
+            <w:tcW w:type="dxa" w:w="3600"/>
             <w:tcBorders>
-              <w:top w:val="single" w:color="808080" w:sz="4"/>
-              <w:left w:val="single" w:color="808080" w:sz="4"/>
-              <w:bottom w:val="single" w:color="808080" w:sz="4"/>
-              <w:right w:val="single" w:color="808080" w:sz="4"/>
+              <w:top w:val="single" w:color="AEB7C3" w:sz="4"/>
+              <w:left w:val="single" w:color="AEB7C3" w:sz="4"/>
+              <w:bottom w:val="single" w:color="AEB7C3" w:sz="4"/>
+              <w:right w:val="single" w:color="AEB7C3" w:sz="4"/>
             </w:tcBorders>
             <w:tcMar>
-              <w:top w:type="dxa" w:w="60"/>
-              <w:left w:type="dxa" w:w="90"/>
-              <w:bottom w:type="dxa" w:w="60"/>
-              <w:right w:type="dxa" w:w="90"/>
+              <w:top w:type="dxa" w:w="50"/>
+              <w:left w:type="dxa" w:w="110"/>
+              <w:bottom w:type="dxa" w:w="50"/>
+              <w:right w:type="dxa" w:w="110"/>
             </w:tcMar>
             <w:vAlign w:val="center"/>
           </w:tcPr>
           <w:p>
             <w:pPr>
+              <w:keepNext/>
+              <w:keepLines/>
               <w:spacing w:after="0" w:before="0"/>
               <w:jc w:val="left"/>
             </w:pPr>
@@ -641,33 +616,121 @@
                 <w:rFonts w:ascii="Arial" w:cs="Arial" w:eastAsia="Arial" w:hAnsi="Arial"/>
                 <w:b/>
                 <w:bCs/>
+                <w:i w:val="false"/>
+                <w:iCs w:val="false"/>
+                <w:color w:val="5B6675"/>
+                <w:sz w:val="22"/>
+                <w:szCs w:val="22"/>
+              </w:rPr>
+              <w:t xml:space="preserve">EXEMPLE — D : dynamo</w:t>
+            </w:r>
+          </w:p>
+        </w:tc>
+        <w:tc>
+          <w:tcPr>
+            <w:tcW w:type="dxa" w:w="6866"/>
+            <w:tcBorders>
+              <w:top w:val="single" w:color="AEB7C3" w:sz="4"/>
+              <w:left w:val="single" w:color="AEB7C3" w:sz="4"/>
+              <w:bottom w:val="single" w:color="AEB7C3" w:sz="4"/>
+              <w:right w:val="single" w:color="AEB7C3" w:sz="4"/>
+            </w:tcBorders>
+            <w:tcMar>
+              <w:top w:type="dxa" w:w="50"/>
+              <w:left w:type="dxa" w:w="110"/>
+              <w:bottom w:type="dxa" w:w="50"/>
+              <w:right w:type="dxa" w:w="110"/>
+            </w:tcMar>
+            <w:vAlign w:val="center"/>
+          </w:tcPr>
+          <w:p>
+            <w:pPr>
+              <w:keepNext/>
+              <w:keepLines/>
+              <w:spacing w:after="0" w:before="0"/>
+              <w:jc w:val="left"/>
+            </w:pPr>
+            <w:r>
+              <w:rPr>
+                <w:rFonts w:ascii="Arial" w:cs="Arial" w:eastAsia="Arial" w:hAnsi="Arial"/>
+                <w:b w:val="false"/>
+                <w:bCs w:val="false"/>
+                <w:i/>
+                <w:iCs/>
+                <w:color w:val="5B6675"/>
+                <w:sz w:val="22"/>
+                <w:szCs w:val="22"/>
+              </w:rPr>
+              <w:t xml:space="preserve">4 000 F (rien à racheter)</w:t>
+            </w:r>
+          </w:p>
+        </w:tc>
+      </w:tr>
+      <w:tr>
+        <w:trPr>
+          <w:cantSplit/>
+          <w:trHeight w:val="539" w:hRule="atLeast"/>
+        </w:trPr>
+        <w:tc>
+          <w:tcPr>
+            <w:tcW w:type="dxa" w:w="3600"/>
+            <w:tcBorders>
+              <w:top w:val="single" w:color="AEB7C3" w:sz="4"/>
+              <w:left w:val="single" w:color="AEB7C3" w:sz="4"/>
+              <w:bottom w:val="single" w:color="AEB7C3" w:sz="4"/>
+              <w:right w:val="single" w:color="AEB7C3" w:sz="4"/>
+            </w:tcBorders>
+            <w:tcMar>
+              <w:top w:type="dxa" w:w="50"/>
+              <w:left w:type="dxa" w:w="110"/>
+              <w:bottom w:type="dxa" w:w="50"/>
+              <w:right w:type="dxa" w:w="110"/>
+            </w:tcMar>
+            <w:vAlign w:val="center"/>
+          </w:tcPr>
+          <w:p>
+            <w:pPr>
+              <w:keepNext/>
+              <w:keepLines/>
+              <w:spacing w:after="0" w:before="0"/>
+              <w:jc w:val="left"/>
+            </w:pPr>
+            <w:r>
+              <w:rPr>
+                <w:rFonts w:ascii="Arial" w:cs="Arial" w:eastAsia="Arial" w:hAnsi="Arial"/>
+                <w:b w:val="false"/>
+                <w:bCs w:val="false"/>
+                <w:i w:val="false"/>
+                <w:iCs w:val="false"/>
                 <w:color w:val="000000"/>
                 <w:sz w:val="22"/>
                 <w:szCs w:val="22"/>
               </w:rPr>
-              <w:t xml:space="preserve">EXEMPLE — D : dynamo</w:t>
+              <w:t xml:space="preserve">A : piles</w:t>
             </w:r>
           </w:p>
         </w:tc>
         <w:tc>
           <w:tcPr>
-            <w:tcW w:type="dxa" w:w="7466"/>
+            <w:tcW w:type="dxa" w:w="6866"/>
             <w:tcBorders>
-              <w:top w:val="single" w:color="808080" w:sz="4"/>
-              <w:left w:val="single" w:color="808080" w:sz="4"/>
-              <w:bottom w:val="single" w:color="808080" w:sz="4"/>
-              <w:right w:val="single" w:color="808080" w:sz="4"/>
+              <w:top w:val="single" w:color="AEB7C3" w:sz="4"/>
+              <w:left w:val="single" w:color="AEB7C3" w:sz="4"/>
+              <w:bottom w:val="single" w:color="AEB7C3" w:sz="4"/>
+              <w:right w:val="single" w:color="AEB7C3" w:sz="4"/>
             </w:tcBorders>
             <w:tcMar>
-              <w:top w:type="dxa" w:w="60"/>
-              <w:left w:type="dxa" w:w="90"/>
-              <w:bottom w:type="dxa" w:w="60"/>
-              <w:right w:type="dxa" w:w="90"/>
+              <w:top w:type="dxa" w:w="50"/>
+              <w:left w:type="dxa" w:w="110"/>
+              <w:bottom w:type="dxa" w:w="50"/>
+              <w:right w:type="dxa" w:w="110"/>
             </w:tcMar>
             <w:vAlign w:val="center"/>
           </w:tcPr>
           <w:p>
             <w:pPr>
+              <w:keepNext/>
+              <w:keepLines/>
               <w:spacing w:after="0" w:before="0"/>
               <w:jc w:val="left"/>
             </w:pPr>
@@ -676,35 +739,43 @@
                 <w:rFonts w:ascii="Arial" w:cs="Arial" w:eastAsia="Arial" w:hAnsi="Arial"/>
                 <w:b w:val="false"/>
                 <w:bCs w:val="false"/>
+                <w:i w:val="false"/>
+                <w:iCs w:val="false"/>
                 <w:color w:val="000000"/>
                 <w:sz w:val="22"/>
                 <w:szCs w:val="22"/>
               </w:rPr>
-              <w:t xml:space="preserve">4 000 F</w:t>
+              <w:t xml:space="preserve">17 lots × 3 ans × 800 F = ………………………… F</w:t>
             </w:r>
           </w:p>
         </w:tc>
       </w:tr>
       <w:tr>
+        <w:trPr>
+          <w:cantSplit/>
+          <w:trHeight w:val="539" w:hRule="atLeast"/>
+        </w:trPr>
         <w:tc>
           <w:tcPr>
-            <w:tcW w:type="dxa" w:w="3000"/>
+            <w:tcW w:type="dxa" w:w="3600"/>
             <w:tcBorders>
-              <w:top w:val="single" w:color="808080" w:sz="4"/>
-              <w:left w:val="single" w:color="808080" w:sz="4"/>
-              <w:bottom w:val="single" w:color="808080" w:sz="4"/>
-              <w:right w:val="single" w:color="808080" w:sz="4"/>
+              <w:top w:val="single" w:color="AEB7C3" w:sz="4"/>
+              <w:left w:val="single" w:color="AEB7C3" w:sz="4"/>
+              <w:bottom w:val="single" w:color="AEB7C3" w:sz="4"/>
+              <w:right w:val="single" w:color="AEB7C3" w:sz="4"/>
             </w:tcBorders>
             <w:tcMar>
-              <w:top w:type="dxa" w:w="60"/>
-              <w:left w:type="dxa" w:w="90"/>
-              <w:bottom w:type="dxa" w:w="60"/>
-              <w:right w:type="dxa" w:w="90"/>
+              <w:top w:type="dxa" w:w="50"/>
+              <w:left w:type="dxa" w:w="110"/>
+              <w:bottom w:type="dxa" w:w="50"/>
+              <w:right w:type="dxa" w:w="110"/>
             </w:tcMar>
             <w:vAlign w:val="center"/>
           </w:tcPr>
           <w:p>
             <w:pPr>
+              <w:keepNext/>
+              <w:keepLines/>
               <w:spacing w:after="0" w:before="0"/>
               <w:jc w:val="left"/>
             </w:pPr>
@@ -713,33 +784,37 @@
                 <w:rFonts w:ascii="Arial" w:cs="Arial" w:eastAsia="Arial" w:hAnsi="Arial"/>
                 <w:b w:val="false"/>
                 <w:bCs w:val="false"/>
+                <w:i w:val="false"/>
+                <w:iCs w:val="false"/>
                 <w:color w:val="000000"/>
                 <w:sz w:val="22"/>
                 <w:szCs w:val="22"/>
               </w:rPr>
-              <w:t xml:space="preserve">A : piles</w:t>
+              <w:t xml:space="preserve">B : batterie</w:t>
             </w:r>
           </w:p>
         </w:tc>
         <w:tc>
           <w:tcPr>
-            <w:tcW w:type="dxa" w:w="7466"/>
+            <w:tcW w:type="dxa" w:w="6866"/>
             <w:tcBorders>
-              <w:top w:val="single" w:color="808080" w:sz="4"/>
-              <w:left w:val="single" w:color="808080" w:sz="4"/>
-              <w:bottom w:val="single" w:color="808080" w:sz="4"/>
-              <w:right w:val="single" w:color="808080" w:sz="4"/>
+              <w:top w:val="single" w:color="AEB7C3" w:sz="4"/>
+              <w:left w:val="single" w:color="AEB7C3" w:sz="4"/>
+              <w:bottom w:val="single" w:color="AEB7C3" w:sz="4"/>
+              <w:right w:val="single" w:color="AEB7C3" w:sz="4"/>
             </w:tcBorders>
             <w:tcMar>
-              <w:top w:type="dxa" w:w="60"/>
-              <w:left w:type="dxa" w:w="90"/>
-              <w:bottom w:type="dxa" w:w="60"/>
-              <w:right w:type="dxa" w:w="90"/>
+              <w:top w:type="dxa" w:w="50"/>
+              <w:left w:type="dxa" w:w="110"/>
+              <w:bottom w:type="dxa" w:w="50"/>
+              <w:right w:type="dxa" w:w="110"/>
             </w:tcMar>
             <w:vAlign w:val="center"/>
           </w:tcPr>
           <w:p>
             <w:pPr>
+              <w:keepNext/>
+              <w:keepLines/>
               <w:spacing w:after="0" w:before="0"/>
               <w:jc w:val="left"/>
             </w:pPr>
@@ -748,35 +823,43 @@
                 <w:rFonts w:ascii="Arial" w:cs="Arial" w:eastAsia="Arial" w:hAnsi="Arial"/>
                 <w:b w:val="false"/>
                 <w:bCs w:val="false"/>
+                <w:i w:val="false"/>
+                <w:iCs w:val="false"/>
                 <w:color w:val="000000"/>
                 <w:sz w:val="22"/>
                 <w:szCs w:val="22"/>
               </w:rPr>
-              <w:t xml:space="preserve">17 lots × 3 ans × 800 F = ……………… F</w:t>
+              <w:t xml:space="preserve">………………………… F</w:t>
             </w:r>
           </w:p>
         </w:tc>
       </w:tr>
       <w:tr>
+        <w:trPr>
+          <w:cantSplit/>
+          <w:trHeight w:val="539" w:hRule="atLeast"/>
+        </w:trPr>
         <w:tc>
           <w:tcPr>
-            <w:tcW w:type="dxa" w:w="3000"/>
+            <w:tcW w:type="dxa" w:w="3600"/>
             <w:tcBorders>
-              <w:top w:val="single" w:color="808080" w:sz="4"/>
-              <w:left w:val="single" w:color="808080" w:sz="4"/>
-              <w:bottom w:val="single" w:color="808080" w:sz="4"/>
-              <w:right w:val="single" w:color="808080" w:sz="4"/>
+              <w:top w:val="single" w:color="AEB7C3" w:sz="4"/>
+              <w:left w:val="single" w:color="AEB7C3" w:sz="4"/>
+              <w:bottom w:val="single" w:color="AEB7C3" w:sz="4"/>
+              <w:right w:val="single" w:color="AEB7C3" w:sz="4"/>
             </w:tcBorders>
             <w:tcMar>
-              <w:top w:type="dxa" w:w="60"/>
-              <w:left w:type="dxa" w:w="90"/>
-              <w:bottom w:type="dxa" w:w="60"/>
-              <w:right w:type="dxa" w:w="90"/>
+              <w:top w:type="dxa" w:w="50"/>
+              <w:left w:type="dxa" w:w="110"/>
+              <w:bottom w:type="dxa" w:w="50"/>
+              <w:right w:type="dxa" w:w="110"/>
             </w:tcMar>
             <w:vAlign w:val="center"/>
           </w:tcPr>
           <w:p>
             <w:pPr>
+              <w:keepNext/>
+              <w:keepLines/>
               <w:spacing w:after="0" w:before="0"/>
               <w:jc w:val="left"/>
             </w:pPr>
@@ -785,33 +868,37 @@
                 <w:rFonts w:ascii="Arial" w:cs="Arial" w:eastAsia="Arial" w:hAnsi="Arial"/>
                 <w:b w:val="false"/>
                 <w:bCs w:val="false"/>
+                <w:i w:val="false"/>
+                <w:iCs w:val="false"/>
                 <w:color w:val="000000"/>
                 <w:sz w:val="22"/>
                 <w:szCs w:val="22"/>
               </w:rPr>
-              <w:t xml:space="preserve">B : batterie</w:t>
+              <w:t xml:space="preserve">C : panneau + batterie</w:t>
             </w:r>
           </w:p>
         </w:tc>
         <w:tc>
           <w:tcPr>
-            <w:tcW w:type="dxa" w:w="7466"/>
+            <w:tcW w:type="dxa" w:w="6866"/>
             <w:tcBorders>
-              <w:top w:val="single" w:color="808080" w:sz="4"/>
-              <w:left w:val="single" w:color="808080" w:sz="4"/>
-              <w:bottom w:val="single" w:color="808080" w:sz="4"/>
-              <w:right w:val="single" w:color="808080" w:sz="4"/>
+              <w:top w:val="single" w:color="AEB7C3" w:sz="4"/>
+              <w:left w:val="single" w:color="AEB7C3" w:sz="4"/>
+              <w:bottom w:val="single" w:color="AEB7C3" w:sz="4"/>
+              <w:right w:val="single" w:color="AEB7C3" w:sz="4"/>
             </w:tcBorders>
             <w:tcMar>
-              <w:top w:type="dxa" w:w="60"/>
-              <w:left w:type="dxa" w:w="90"/>
-              <w:bottom w:type="dxa" w:w="60"/>
-              <w:right w:type="dxa" w:w="90"/>
+              <w:top w:type="dxa" w:w="50"/>
+              <w:left w:type="dxa" w:w="110"/>
+              <w:bottom w:type="dxa" w:w="50"/>
+              <w:right w:type="dxa" w:w="110"/>
             </w:tcMar>
             <w:vAlign w:val="center"/>
           </w:tcPr>
           <w:p>
             <w:pPr>
+              <w:keepNext/>
+              <w:keepLines/>
               <w:spacing w:after="0" w:before="0"/>
               <w:jc w:val="left"/>
             </w:pPr>
@@ -820,83 +907,13 @@
                 <w:rFonts w:ascii="Arial" w:cs="Arial" w:eastAsia="Arial" w:hAnsi="Arial"/>
                 <w:b w:val="false"/>
                 <w:bCs w:val="false"/>
+                <w:i w:val="false"/>
+                <w:iCs w:val="false"/>
                 <w:color w:val="000000"/>
                 <w:sz w:val="22"/>
                 <w:szCs w:val="22"/>
               </w:rPr>
-              <w:t xml:space="preserve">……………… F</w:t>
-            </w:r>
-          </w:p>
-        </w:tc>
-      </w:tr>
-      <w:tr>
-        <w:tc>
-          <w:tcPr>
-            <w:tcW w:type="dxa" w:w="3000"/>
-            <w:tcBorders>
-              <w:top w:val="single" w:color="808080" w:sz="4"/>
-              <w:left w:val="single" w:color="808080" w:sz="4"/>
-              <w:bottom w:val="single" w:color="808080" w:sz="4"/>
-              <w:right w:val="single" w:color="808080" w:sz="4"/>
-            </w:tcBorders>
-            <w:tcMar>
-              <w:top w:type="dxa" w:w="60"/>
-              <w:left w:type="dxa" w:w="90"/>
-              <w:bottom w:type="dxa" w:w="60"/>
-              <w:right w:type="dxa" w:w="90"/>
-            </w:tcMar>
-            <w:vAlign w:val="center"/>
-          </w:tcPr>
-          <w:p>
-            <w:pPr>
-              <w:spacing w:after="0" w:before="0"/>
-              <w:jc w:val="left"/>
-            </w:pPr>
-            <w:r>
-              <w:rPr>
-                <w:rFonts w:ascii="Arial" w:cs="Arial" w:eastAsia="Arial" w:hAnsi="Arial"/>
-                <w:b w:val="false"/>
-                <w:bCs w:val="false"/>
-                <w:color w:val="000000"/>
-                <w:sz w:val="22"/>
-                <w:szCs w:val="22"/>
-              </w:rPr>
-              <w:t xml:space="preserve">C : panneau + batterie</w:t>
-            </w:r>
-          </w:p>
-        </w:tc>
-        <w:tc>
-          <w:tcPr>
-            <w:tcW w:type="dxa" w:w="7466"/>
-            <w:tcBorders>
-              <w:top w:val="single" w:color="808080" w:sz="4"/>
-              <w:left w:val="single" w:color="808080" w:sz="4"/>
-              <w:bottom w:val="single" w:color="808080" w:sz="4"/>
-              <w:right w:val="single" w:color="808080" w:sz="4"/>
-            </w:tcBorders>
-            <w:tcMar>
-              <w:top w:type="dxa" w:w="60"/>
-              <w:left w:type="dxa" w:w="90"/>
-              <w:bottom w:type="dxa" w:w="60"/>
-              <w:right w:type="dxa" w:w="90"/>
-            </w:tcMar>
-            <w:vAlign w:val="center"/>
-          </w:tcPr>
-          <w:p>
-            <w:pPr>
-              <w:spacing w:after="0" w:before="0"/>
-              <w:jc w:val="left"/>
-            </w:pPr>
-            <w:r>
-              <w:rPr>
-                <w:rFonts w:ascii="Arial" w:cs="Arial" w:eastAsia="Arial" w:hAnsi="Arial"/>
-                <w:b w:val="false"/>
-                <w:bCs w:val="false"/>
-                <w:color w:val="000000"/>
-                <w:sz w:val="22"/>
-                <w:szCs w:val="22"/>
-              </w:rPr>
-              <w:t xml:space="preserve">……………… F</w:t>
+              <w:t xml:space="preserve">………………………… F</w:t>
             </w:r>
           </w:p>
         </w:tc>
@@ -904,203 +921,243 @@
     </w:tbl>
     <w:p>
       <w:pPr>
+        <w:keepNext/>
         <w:pBdr>
-          <w:top w:val="single" w:color="000000" w:sz="6"/>
-          <w:bottom w:val="single" w:color="000000" w:sz="6"/>
-          <w:left w:val="single" w:color="000000" w:sz="6"/>
-          <w:right w:val="single" w:color="000000" w:sz="6"/>
+          <w:bottom w:val="single" w:color="11223D" w:sz="6" w:space="4"/>
         </w:pBdr>
-        <w:shd w:fill="F2F2F2" w:color="auto" w:val="clear"/>
-        <w:spacing w:after="80" w:before="160"/>
+        <w:spacing w:after="100" w:before="180"/>
       </w:pPr>
       <w:r>
         <w:rPr>
           <w:rFonts w:ascii="Arial" w:cs="Arial" w:eastAsia="Arial" w:hAnsi="Arial"/>
           <w:b/>
           <w:bCs/>
-          <w:color w:val="000000"/>
-          <w:sz w:val="22"/>
-          <w:szCs w:val="22"/>
-        </w:rPr>
-        <w:t xml:space="preserve">PARTIE 2 — Les gestes à faire</w:t>
-      </w:r>
-    </w:p>
-    <w:p>
-      <w:pPr>
-        <w:spacing w:after="60" w:before="60"/>
-      </w:pPr>
-      <w:r>
-        <w:rPr>
-          <w:rFonts w:ascii="Arial" w:cs="Arial" w:eastAsia="Arial" w:hAnsi="Arial"/>
-          <w:i/>
-          <w:iCs/>
-          <w:color w:val="000000"/>
-          <w:sz w:val="20"/>
-          <w:szCs w:val="20"/>
-        </w:rPr>
-        <w:t xml:space="preserve">➤ Coche la solution qui ne demande AUCUN geste.</w:t>
-      </w:r>
-    </w:p>
-    <w:p>
-      <w:pPr>
-        <w:spacing w:after="30" w:before="0"/>
-      </w:pPr>
-      <w:r>
-        <w:rPr>
-          <w:rFonts w:ascii="Arial" w:cs="Arial" w:eastAsia="Arial" w:hAnsi="Arial"/>
-          <w:color w:val="000000"/>
-          <w:sz w:val="22"/>
-          <w:szCs w:val="22"/>
-        </w:rPr>
-        <w:t xml:space="preserve">☐  A : piles</w:t>
-      </w:r>
-    </w:p>
-    <w:p>
-      <w:pPr>
-        <w:spacing w:after="30" w:before="0"/>
-      </w:pPr>
-      <w:r>
-        <w:rPr>
-          <w:rFonts w:ascii="Arial" w:cs="Arial" w:eastAsia="Arial" w:hAnsi="Arial"/>
-          <w:color w:val="000000"/>
-          <w:sz w:val="22"/>
-          <w:szCs w:val="22"/>
-        </w:rPr>
-        <w:t xml:space="preserve">☐  B : batterie</w:t>
-      </w:r>
-    </w:p>
-    <w:p>
-      <w:pPr>
-        <w:spacing w:after="30" w:before="0"/>
-      </w:pPr>
-      <w:r>
-        <w:rPr>
-          <w:rFonts w:ascii="Arial" w:cs="Arial" w:eastAsia="Arial" w:hAnsi="Arial"/>
-          <w:color w:val="000000"/>
-          <w:sz w:val="22"/>
-          <w:szCs w:val="22"/>
-        </w:rPr>
-        <w:t xml:space="preserve">☐  C : panneau + batterie</w:t>
-      </w:r>
-    </w:p>
-    <w:p>
-      <w:pPr>
-        <w:spacing w:after="30" w:before="0"/>
-      </w:pPr>
-      <w:r>
-        <w:rPr>
-          <w:rFonts w:ascii="Arial" w:cs="Arial" w:eastAsia="Arial" w:hAnsi="Arial"/>
-          <w:color w:val="000000"/>
-          <w:sz w:val="22"/>
-          <w:szCs w:val="22"/>
-        </w:rPr>
-        <w:t xml:space="preserve">☐  D : dynamo</w:t>
-      </w:r>
-    </w:p>
-    <w:p>
-      <w:pPr>
-        <w:pBdr>
-          <w:top w:val="single" w:color="000000" w:sz="6"/>
-          <w:bottom w:val="single" w:color="000000" w:sz="6"/>
-          <w:left w:val="single" w:color="000000" w:sz="6"/>
-          <w:right w:val="single" w:color="000000" w:sz="6"/>
-        </w:pBdr>
-        <w:shd w:fill="F2F2F2" w:color="auto" w:val="clear"/>
-        <w:spacing w:after="80" w:before="160"/>
-      </w:pPr>
+          <w:color w:val="FFFFFF"/>
+          <w:sz w:val="28"/>
+          <w:szCs w:val="28"/>
+          <w:shd w:fill="11223D" w:color="auto" w:val="clear"/>
+        </w:rPr>
+        <w:t xml:space="preserve"> 2 </w:t>
+      </w:r>
       <w:r>
         <w:rPr>
           <w:rFonts w:ascii="Arial" w:cs="Arial" w:eastAsia="Arial" w:hAnsi="Arial"/>
           <w:b/>
           <w:bCs/>
-          <w:color w:val="000000"/>
-          <w:sz w:val="22"/>
-          <w:szCs w:val="22"/>
-        </w:rPr>
-        <w:t xml:space="preserve">PARTIE 3 — Mon choix</w:t>
-      </w:r>
-    </w:p>
-    <w:p>
-      <w:pPr>
-        <w:spacing w:after="60" w:before="60"/>
-      </w:pPr>
-      <w:r>
-        <w:rPr>
-          <w:rFonts w:ascii="Arial" w:cs="Arial" w:eastAsia="Arial" w:hAnsi="Arial"/>
-          <w:i/>
-          <w:iCs/>
-          <w:color w:val="000000"/>
-          <w:sz w:val="20"/>
-          <w:szCs w:val="20"/>
-        </w:rPr>
-        <w:t xml:space="preserve">➤ Entoure ton choix, puis complète.</w:t>
-      </w:r>
-    </w:p>
-    <w:p>
-      <w:pPr>
-        <w:spacing w:after="80" w:before="40"/>
-      </w:pPr>
-      <w:r>
-        <w:rPr>
-          <w:rFonts w:ascii="Arial" w:cs="Arial" w:eastAsia="Arial" w:hAnsi="Arial"/>
-          <w:color w:val="000000"/>
-          <w:sz w:val="22"/>
-          <w:szCs w:val="22"/>
-        </w:rPr>
-        <w:t xml:space="preserve">Je choisis :   A   /   B   /   C   /   D     parce qu'elle coûte ……………… F sur 3 ans et qu'il n'y a ……………… geste à faire.</w:t>
-      </w:r>
-    </w:p>
-    <w:p>
-      <w:pPr>
-        <w:pBdr>
-          <w:top w:val="single" w:color="000000" w:sz="6"/>
-          <w:bottom w:val="single" w:color="000000" w:sz="6"/>
-          <w:left w:val="single" w:color="000000" w:sz="6"/>
-          <w:right w:val="single" w:color="000000" w:sz="6"/>
-        </w:pBdr>
-        <w:shd w:fill="F2F2F2" w:color="auto" w:val="clear"/>
-        <w:spacing w:after="80" w:before="160"/>
+          <w:color w:val="11223D"/>
+          <w:sz w:val="28"/>
+          <w:szCs w:val="28"/>
+        </w:rPr>
+        <w:t xml:space="preserve">   Les gestes à faire</w:t>
+      </w:r>
+    </w:p>
+    <w:p>
+      <w:pPr>
+        <w:keepNext/>
+        <w:keepLines/>
+        <w:spacing w:after="60" w:before="40"/>
       </w:pPr>
       <w:r>
         <w:rPr>
           <w:rFonts w:ascii="Arial" w:cs="Arial" w:eastAsia="Arial" w:hAnsi="Arial"/>
           <w:b/>
           <w:bCs/>
+          <w:color w:val="11223D"/>
+          <w:sz w:val="24"/>
+          <w:szCs w:val="24"/>
+        </w:rPr>
+        <w:t xml:space="preserve">▸ </w:t>
+      </w:r>
+      <w:r>
+        <w:rPr>
+          <w:rFonts w:ascii="Arial" w:cs="Arial" w:eastAsia="Arial" w:hAnsi="Arial"/>
           <w:color w:val="000000"/>
-          <w:sz w:val="22"/>
-          <w:szCs w:val="22"/>
-        </w:rPr>
-        <w:t xml:space="preserve">PARTIE 4 — Le panneau solaire</w:t>
-      </w:r>
-    </w:p>
-    <w:p>
-      <w:pPr>
-        <w:spacing w:after="60" w:before="60"/>
-      </w:pPr>
-      <w:r>
-        <w:rPr>
-          <w:rFonts w:ascii="Arial" w:cs="Arial" w:eastAsia="Arial" w:hAnsi="Arial"/>
-          <w:i/>
-          <w:iCs/>
+          <w:sz w:val="24"/>
+          <w:szCs w:val="24"/>
+        </w:rPr>
+        <w:t xml:space="preserve">Coche la solution qui ne demande AUCUN geste.</w:t>
+      </w:r>
+    </w:p>
+    <w:p>
+      <w:pPr>
+        <w:keepLines/>
+        <w:spacing w:after="80" w:before="20"/>
+      </w:pPr>
+      <w:r>
+        <w:rPr>
+          <w:rFonts w:ascii="Arial" w:cs="Arial" w:eastAsia="Arial" w:hAnsi="Arial"/>
           <w:color w:val="000000"/>
-          <w:sz w:val="20"/>
-          <w:szCs w:val="20"/>
-        </w:rPr>
-        <w:t xml:space="preserve">➤ Entoure la bonne réponse.</w:t>
-      </w:r>
-    </w:p>
-    <w:p>
-      <w:pPr>
-        <w:spacing w:after="80" w:before="40"/>
-      </w:pPr>
+          <w:sz w:val="30"/>
+          <w:szCs w:val="30"/>
+        </w:rPr>
+        <w:t xml:space="preserve">☐ </w:t>
+      </w:r>
       <w:r>
         <w:rPr>
           <w:rFonts w:ascii="Arial" w:cs="Arial" w:eastAsia="Arial" w:hAnsi="Arial"/>
           <w:color w:val="000000"/>
-          <w:sz w:val="22"/>
-          <w:szCs w:val="22"/>
-        </w:rPr>
-        <w:t xml:space="preserve">Le panneau solaire change la lumière en :   électricité   /   chaleur</w:t>
+          <w:sz w:val="24"/>
+          <w:szCs w:val="24"/>
+        </w:rPr>
+        <w:t xml:space="preserve">A : piles</w:t>
+      </w:r>
+      <w:r>
+        <w:rPr>
+          <w:rFonts w:ascii="Arial" w:cs="Arial" w:eastAsia="Arial" w:hAnsi="Arial"/>
+          <w:color w:val="000000"/>
+          <w:sz w:val="30"/>
+          <w:szCs w:val="30"/>
+        </w:rPr>
+        <w:t xml:space="preserve">      ☐ </w:t>
+      </w:r>
+      <w:r>
+        <w:rPr>
+          <w:rFonts w:ascii="Arial" w:cs="Arial" w:eastAsia="Arial" w:hAnsi="Arial"/>
+          <w:color w:val="000000"/>
+          <w:sz w:val="24"/>
+          <w:szCs w:val="24"/>
+        </w:rPr>
+        <w:t xml:space="preserve">B : batterie</w:t>
+      </w:r>
+      <w:r>
+        <w:rPr>
+          <w:rFonts w:ascii="Arial" w:cs="Arial" w:eastAsia="Arial" w:hAnsi="Arial"/>
+          <w:color w:val="000000"/>
+          <w:sz w:val="30"/>
+          <w:szCs w:val="30"/>
+        </w:rPr>
+        <w:t xml:space="preserve">      ☐ </w:t>
+      </w:r>
+      <w:r>
+        <w:rPr>
+          <w:rFonts w:ascii="Arial" w:cs="Arial" w:eastAsia="Arial" w:hAnsi="Arial"/>
+          <w:color w:val="000000"/>
+          <w:sz w:val="24"/>
+          <w:szCs w:val="24"/>
+        </w:rPr>
+        <w:t xml:space="preserve">C : panneau</w:t>
+      </w:r>
+      <w:r>
+        <w:rPr>
+          <w:rFonts w:ascii="Arial" w:cs="Arial" w:eastAsia="Arial" w:hAnsi="Arial"/>
+          <w:color w:val="000000"/>
+          <w:sz w:val="30"/>
+          <w:szCs w:val="30"/>
+        </w:rPr>
+        <w:t xml:space="preserve">      ☐ </w:t>
+      </w:r>
+      <w:r>
+        <w:rPr>
+          <w:rFonts w:ascii="Arial" w:cs="Arial" w:eastAsia="Arial" w:hAnsi="Arial"/>
+          <w:color w:val="000000"/>
+          <w:sz w:val="24"/>
+          <w:szCs w:val="24"/>
+        </w:rPr>
+        <w:t xml:space="preserve">D : dynamo</w:t>
+      </w:r>
+    </w:p>
+    <w:p>
+      <w:pPr>
+        <w:keepNext/>
+        <w:pBdr>
+          <w:bottom w:val="single" w:color="11223D" w:sz="6" w:space="4"/>
+        </w:pBdr>
+        <w:spacing w:after="100" w:before="180"/>
+      </w:pPr>
+      <w:r>
+        <w:rPr>
+          <w:rFonts w:ascii="Arial" w:cs="Arial" w:eastAsia="Arial" w:hAnsi="Arial"/>
+          <w:b/>
+          <w:bCs/>
+          <w:color w:val="FFFFFF"/>
+          <w:sz w:val="28"/>
+          <w:szCs w:val="28"/>
+          <w:shd w:fill="11223D" w:color="auto" w:val="clear"/>
+        </w:rPr>
+        <w:t xml:space="preserve"> 3 </w:t>
+      </w:r>
+      <w:r>
+        <w:rPr>
+          <w:rFonts w:ascii="Arial" w:cs="Arial" w:eastAsia="Arial" w:hAnsi="Arial"/>
+          <w:b/>
+          <w:bCs/>
+          <w:color w:val="11223D"/>
+          <w:sz w:val="28"/>
+          <w:szCs w:val="28"/>
+        </w:rPr>
+        <w:t xml:space="preserve">   Mon choix</w:t>
+      </w:r>
+    </w:p>
+    <w:p>
+      <w:pPr>
+        <w:keepNext/>
+        <w:keepLines/>
+        <w:spacing w:after="60" w:before="40"/>
+      </w:pPr>
+      <w:r>
+        <w:rPr>
+          <w:rFonts w:ascii="Arial" w:cs="Arial" w:eastAsia="Arial" w:hAnsi="Arial"/>
+          <w:b/>
+          <w:bCs/>
+          <w:color w:val="11223D"/>
+          <w:sz w:val="24"/>
+          <w:szCs w:val="24"/>
+        </w:rPr>
+        <w:t xml:space="preserve">▸ </w:t>
+      </w:r>
+      <w:r>
+        <w:rPr>
+          <w:rFonts w:ascii="Arial" w:cs="Arial" w:eastAsia="Arial" w:hAnsi="Arial"/>
+          <w:color w:val="000000"/>
+          <w:sz w:val="24"/>
+          <w:szCs w:val="24"/>
+        </w:rPr>
+        <w:t xml:space="preserve">Entoure ton choix, puis complète.</w:t>
+      </w:r>
+    </w:p>
+    <w:p>
+      <w:pPr>
+        <w:keepLines/>
+        <w:spacing w:after="60" w:before="0" w:line="624" w:lineRule="atLeast"/>
+      </w:pPr>
+      <w:r>
+        <w:rPr>
+          <w:rFonts w:ascii="Arial" w:cs="Arial" w:eastAsia="Arial" w:hAnsi="Arial"/>
+          <w:color w:val="000000"/>
+          <w:sz w:val="24"/>
+          <w:szCs w:val="24"/>
+        </w:rPr>
+        <w:t xml:space="preserve">Je choisis :    A    /    B    /    C    /    D</w:t>
+      </w:r>
+    </w:p>
+    <w:p>
+      <w:pPr>
+        <w:keepLines/>
+        <w:spacing w:after="60" w:before="0" w:line="624" w:lineRule="atLeast"/>
+      </w:pPr>
+      <w:r>
+        <w:rPr>
+          <w:rFonts w:ascii="Arial" w:cs="Arial" w:eastAsia="Arial" w:hAnsi="Arial"/>
+          <w:color w:val="000000"/>
+          <w:sz w:val="24"/>
+          <w:szCs w:val="24"/>
+        </w:rPr>
+        <w:t xml:space="preserve">parce qu'elle coûte …………………… F sur 3 ans et qu'il y a ………………… geste à faire.</w:t>
+      </w:r>
+    </w:p>
+    <w:p>
+      <w:pPr>
+        <w:keepLines/>
+        <w:spacing w:after="60" w:before="0" w:line="624" w:lineRule="atLeast"/>
+      </w:pPr>
+      <w:r>
+        <w:rPr>
+          <w:rFonts w:ascii="Arial" w:cs="Arial" w:eastAsia="Arial" w:hAnsi="Arial"/>
+          <w:color w:val="000000"/>
+          <w:sz w:val="24"/>
+          <w:szCs w:val="24"/>
+        </w:rPr>
+        <w:t xml:space="preserve">Le panneau solaire change la lumière en :     électricité     /     chaleur</w:t>
       </w:r>
     </w:p>
     <w:tbl>
@@ -1119,25 +1176,30 @@
         <w:gridCol w:w="10466"/>
       </w:tblGrid>
       <w:tr>
+        <w:trPr>
+          <w:cantSplit/>
+        </w:trPr>
         <w:tc>
           <w:tcPr>
             <w:tcW w:type="dxa" w:w="10466"/>
             <w:tcBorders>
-              <w:top w:val="single" w:color="000000" w:sz="6"/>
-              <w:left w:val="single" w:color="000000" w:sz="6"/>
-              <w:bottom w:val="single" w:color="000000" w:sz="6"/>
-              <w:right w:val="single" w:color="000000" w:sz="6"/>
+              <w:top w:val="single" w:color="11223D" w:sz="12"/>
+              <w:left w:val="single" w:color="AEB7C3" w:sz="4"/>
+              <w:bottom w:val="single" w:color="AEB7C3" w:sz="4"/>
+              <w:right w:val="single" w:color="AEB7C3" w:sz="4"/>
             </w:tcBorders>
             <w:tcMar>
-              <w:top w:type="dxa" w:w="60"/>
-              <w:left w:type="dxa" w:w="90"/>
-              <w:bottom w:type="dxa" w:w="60"/>
-              <w:right w:type="dxa" w:w="90"/>
+              <w:top w:type="dxa" w:w="110"/>
+              <w:left w:type="dxa" w:w="110"/>
+              <w:bottom w:type="dxa" w:w="110"/>
+              <w:right w:type="dxa" w:w="110"/>
             </w:tcMar>
-            <w:vAlign w:val="center"/>
+            <w:vAlign w:val="top"/>
           </w:tcPr>
           <w:p>
             <w:pPr>
+              <w:keepNext/>
+              <w:keepLines/>
               <w:spacing w:after="60" w:before="0"/>
             </w:pPr>
             <w:r>
@@ -1145,39 +1207,41 @@
                 <w:rFonts w:ascii="Arial" w:cs="Arial" w:eastAsia="Arial" w:hAnsi="Arial"/>
                 <w:b/>
                 <w:bCs/>
+                <w:color w:val="11223D"/>
+                <w:sz w:val="22"/>
+                <w:szCs w:val="22"/>
+              </w:rPr>
+              <w:t xml:space="preserve">JE RETIENS</w:t>
+            </w:r>
+          </w:p>
+          <w:p>
+            <w:pPr>
+              <w:keepLines/>
+              <w:spacing w:after="20" w:before="0" w:line="624" w:lineRule="atLeast"/>
+            </w:pPr>
+            <w:r>
+              <w:rPr>
+                <w:rFonts w:ascii="Arial" w:cs="Arial" w:eastAsia="Arial" w:hAnsi="Arial"/>
                 <w:color w:val="000000"/>
-                <w:sz w:val="20"/>
-                <w:szCs w:val="20"/>
-              </w:rPr>
-              <w:t xml:space="preserve">BILAN — ce que je retiens</w:t>
+                <w:sz w:val="24"/>
+                <w:szCs w:val="24"/>
+              </w:rPr>
+              <w:t xml:space="preserve">Je compare le coût sur toute la ……………………………… .</w:t>
             </w:r>
           </w:p>
           <w:p>
             <w:pPr>
-              <w:spacing w:after="50" w:before="0"/>
+              <w:keepLines/>
+              <w:spacing w:after="20" w:before="0" w:line="624" w:lineRule="atLeast"/>
             </w:pPr>
             <w:r>
               <w:rPr>
                 <w:rFonts w:ascii="Arial" w:cs="Arial" w:eastAsia="Arial" w:hAnsi="Arial"/>
                 <w:color w:val="000000"/>
-                <w:sz w:val="20"/>
-                <w:szCs w:val="20"/>
-              </w:rPr>
-              <w:t xml:space="preserve">• Je compare le coût sur toute la ……………… .</w:t>
-            </w:r>
-          </w:p>
-          <w:p>
-            <w:pPr>
-              <w:spacing w:after="50" w:before="0"/>
-            </w:pPr>
-            <w:r>
-              <w:rPr>
-                <w:rFonts w:ascii="Arial" w:cs="Arial" w:eastAsia="Arial" w:hAnsi="Arial"/>
-                <w:color w:val="000000"/>
-                <w:sz w:val="20"/>
-                <w:szCs w:val="20"/>
-              </w:rPr>
-              <w:t xml:space="preserve">• Le panneau solaire fabrique de l'……………… avec la lumière.</w:t>
+                <w:sz w:val="24"/>
+                <w:szCs w:val="24"/>
+              </w:rPr>
+              <w:t xml:space="preserve">Le panneau solaire fabrique de l'……………………………… avec la lumière.</w:t>
             </w:r>
           </w:p>
         </w:tc>
@@ -1185,7 +1249,7 @@
     </w:tbl>
     <w:sectPr>
       <w:pgSz w:w="11906" w:h="16838" w:orient="portrait"/>
-      <w:pgMar w:top="620" w:right="720" w:bottom="620" w:left="720" w:header="708" w:footer="708" w:gutter="0"/>
+      <w:pgMar w:top="560" w:right="720" w:bottom="560" w:left="720" w:header="708" w:footer="708" w:gutter="0"/>
       <w:pgNumType/>
       <w:docGrid w:linePitch="360"/>
     </w:sectPr>
@@ -1372,8 +1436,8 @@
     <w:rPrDefault>
       <w:rPr>
         <w:rFonts w:ascii="Arial" w:cs="Arial" w:eastAsia="Arial" w:hAnsi="Arial"/>
-        <w:sz w:val="20"/>
-        <w:szCs w:val="20"/>
+        <w:sz w:val="24"/>
+        <w:szCs w:val="24"/>
       </w:rPr>
     </w:rPrDefault>
     <w:pPrDefault/>

--- a/public/2026/seq06/EBEP_S6-A05_SourceEnergie_4eme.docx
+++ b/public/2026/seq06/EBEP_S6-A05_SourceEnergie_4eme.docx
@@ -15,9 +15,10 @@
         </w:tblBorders>
       </w:tblPr>
       <w:tblGrid>
-        <w:gridCol w:w="1150"/>
-        <w:gridCol w:w="7916"/>
-        <w:gridCol w:w="1400"/>
+        <w:gridCol w:w="1300"/>
+        <w:gridCol w:w="4200"/>
+        <w:gridCol w:w="3666"/>
+        <w:gridCol w:w="1300"/>
       </w:tblGrid>
       <w:tr>
         <w:trPr>
@@ -25,26 +26,29 @@
         </w:trPr>
         <w:tc>
           <w:tcPr>
-            <w:tcW w:type="dxa" w:w="1150"/>
+            <w:tcW w:type="dxa" w:w="1300"/>
             <w:tcBorders>
-              <w:top w:val="none" w:color="FFFFFF" w:sz="0"/>
-              <w:left w:val="none" w:color="FFFFFF" w:sz="0"/>
-              <w:bottom w:val="single" w:color="11223D" w:sz="12"/>
-              <w:right w:val="none" w:color="FFFFFF" w:sz="0"/>
+              <w:top w:val="single" w:color="000000" w:sz="6"/>
+              <w:left w:val="single" w:color="000000" w:sz="6"/>
+              <w:bottom w:val="single" w:color="000000" w:sz="6"/>
+              <w:right w:val="single" w:color="000000" w:sz="6"/>
             </w:tcBorders>
             <w:tcMar>
-              <w:top w:type="dxa" w:w="40"/>
+              <w:top w:type="dxa" w:w="60"/>
               <w:left w:type="dxa" w:w="110"/>
-              <w:bottom w:type="dxa" w:w="40"/>
+              <w:bottom w:type="dxa" w:w="60"/>
               <w:right w:type="dxa" w:w="110"/>
             </w:tcMar>
             <w:vAlign w:val="center"/>
           </w:tcPr>
           <w:p>
+            <w:pPr>
+              <w:jc w:val="center"/>
+            </w:pPr>
             <w:r>
               <w:drawing>
                 <wp:inline distT="0" distB="0" distL="0" distR="0">
-                  <wp:extent cx="495300" cy="381000"/>
+                  <wp:extent cx="590550" cy="457200"/>
                   <wp:effectExtent t="0" r="0" b="0" l="0"/>
                   <wp:docPr id="1" name="" descr="" title=""/>
                   <wp:cNvGraphicFramePr>
@@ -69,7 +73,7 @@
                         <pic:spPr bwMode="auto">
                           <a:xfrm>
                             <a:off x="0" y="0"/>
-                            <a:ext cx="495300" cy="381000"/>
+                            <a:ext cx="590550" cy="457200"/>
                           </a:xfrm>
                           <a:prstGeom prst="rect">
                             <a:avLst/>
@@ -85,17 +89,17 @@
         </w:tc>
         <w:tc>
           <w:tcPr>
-            <w:tcW w:type="dxa" w:w="7916"/>
+            <w:tcW w:type="dxa" w:w="4200"/>
             <w:tcBorders>
-              <w:top w:val="none" w:color="FFFFFF" w:sz="0"/>
-              <w:left w:val="none" w:color="FFFFFF" w:sz="0"/>
-              <w:bottom w:val="single" w:color="11223D" w:sz="12"/>
-              <w:right w:val="none" w:color="FFFFFF" w:sz="0"/>
+              <w:top w:val="single" w:color="000000" w:sz="6"/>
+              <w:left w:val="single" w:color="000000" w:sz="6"/>
+              <w:bottom w:val="single" w:color="000000" w:sz="6"/>
+              <w:right w:val="single" w:color="000000" w:sz="6"/>
             </w:tcBorders>
             <w:tcMar>
-              <w:top w:type="dxa" w:w="40"/>
+              <w:top w:type="dxa" w:w="60"/>
               <w:left w:type="dxa" w:w="110"/>
-              <w:bottom w:type="dxa" w:w="40"/>
+              <w:bottom w:type="dxa" w:w="60"/>
               <w:right w:type="dxa" w:w="110"/>
             </w:tcMar>
             <w:vAlign w:val="center"/>
@@ -103,70 +107,144 @@
           <w:p>
             <w:pPr>
               <w:keepLines/>
-              <w:spacing w:after="30" w:before="0"/>
+              <w:spacing w:after="20" w:before="0"/>
+              <w:jc w:val="center"/>
             </w:pPr>
             <w:r>
               <w:rPr>
                 <w:rFonts w:ascii="Arial" w:cs="Arial" w:eastAsia="Arial" w:hAnsi="Arial"/>
                 <w:b/>
                 <w:bCs/>
-                <w:color w:val="11223D"/>
-                <w:sz w:val="17"/>
-                <w:szCs w:val="17"/>
-              </w:rPr>
-              <w:t xml:space="preserve">TECHNOLOGIE · 4ᵉ   ·   SÉQUENCE 06 — MEI   ·   ACTIVITÉ 05</w:t>
-            </w:r>
-            <w:r>
-              <w:rPr>
-                <w:rFonts w:ascii="Arial" w:cs="Arial" w:eastAsia="Arial" w:hAnsi="Arial"/>
-                <w:color w:val="5B6675"/>
-                <w:sz w:val="17"/>
-                <w:szCs w:val="17"/>
-              </w:rPr>
-              <w:t xml:space="preserve">   ·   version adaptée</w:t>
+                <w:color w:val="000000"/>
+                <w:sz w:val="18"/>
+                <w:szCs w:val="18"/>
+              </w:rPr>
+              <w:t xml:space="preserve">ACADÉMIE TECHNOLOGIQUE</w:t>
             </w:r>
           </w:p>
           <w:p>
             <w:pPr>
               <w:keepLines/>
               <w:spacing w:after="0" w:before="0"/>
-            </w:pPr>
-            <w:r>
-              <w:rPr>
-                <w:rFonts w:ascii="Arial" w:cs="Arial" w:eastAsia="Arial" w:hAnsi="Arial"/>
-                <w:color w:val="5B6675"/>
+              <w:jc w:val="center"/>
+            </w:pPr>
+            <w:r>
+              <w:rPr>
+                <w:rFonts w:ascii="Arial" w:cs="Arial" w:eastAsia="Arial" w:hAnsi="Arial"/>
+                <w:color w:val="000000"/>
                 <w:sz w:val="15"/>
                 <w:szCs w:val="15"/>
               </w:rPr>
-              <w:t xml:space="preserve">Académie technologique · Salle 207 TEC 3</w:t>
+              <w:t xml:space="preserve">Technologie — Classe de 4ème</w:t>
+            </w:r>
+          </w:p>
+          <w:p>
+            <w:pPr>
+              <w:keepLines/>
+              <w:spacing w:after="0" w:before="0"/>
+              <w:jc w:val="center"/>
+            </w:pPr>
+            <w:r>
+              <w:rPr>
+                <w:rFonts w:ascii="Arial" w:cs="Arial" w:eastAsia="Arial" w:hAnsi="Arial"/>
+                <w:color w:val="000000"/>
+                <w:sz w:val="15"/>
+                <w:szCs w:val="15"/>
+              </w:rPr>
+              <w:t xml:space="preserve">Salle 207 TEC 3</w:t>
             </w:r>
           </w:p>
         </w:tc>
         <w:tc>
           <w:tcPr>
-            <w:tcW w:type="dxa" w:w="1400"/>
+            <w:tcW w:type="dxa" w:w="3666"/>
             <w:tcBorders>
-              <w:top w:val="none" w:color="FFFFFF" w:sz="0"/>
-              <w:left w:val="none" w:color="FFFFFF" w:sz="0"/>
-              <w:bottom w:val="single" w:color="11223D" w:sz="12"/>
-              <w:right w:val="none" w:color="FFFFFF" w:sz="0"/>
+              <w:top w:val="single" w:color="000000" w:sz="6"/>
+              <w:left w:val="single" w:color="000000" w:sz="6"/>
+              <w:bottom w:val="single" w:color="000000" w:sz="6"/>
+              <w:right w:val="single" w:color="000000" w:sz="6"/>
             </w:tcBorders>
             <w:tcMar>
-              <w:top w:type="dxa" w:w="40"/>
+              <w:top w:type="dxa" w:w="60"/>
               <w:left w:type="dxa" w:w="110"/>
-              <w:bottom w:type="dxa" w:w="40"/>
+              <w:bottom w:type="dxa" w:w="60"/>
               <w:right w:type="dxa" w:w="110"/>
             </w:tcMar>
             <w:vAlign w:val="center"/>
           </w:tcPr>
           <w:p>
             <w:pPr>
-              <w:jc w:val="right"/>
+              <w:keepLines/>
+              <w:spacing w:after="10" w:before="0"/>
+            </w:pPr>
+            <w:r>
+              <w:rPr>
+                <w:rFonts w:ascii="Arial" w:cs="Arial" w:eastAsia="Arial" w:hAnsi="Arial"/>
+                <w:b/>
+                <w:bCs/>
+                <w:color w:val="000000"/>
+                <w:sz w:val="15"/>
+                <w:szCs w:val="15"/>
+              </w:rPr>
+              <w:t xml:space="preserve">SÉQUENCE 06 — MEI</w:t>
+            </w:r>
+          </w:p>
+          <w:p>
+            <w:pPr>
+              <w:keepLines/>
+              <w:spacing w:after="10" w:before="0"/>
+            </w:pPr>
+            <w:r>
+              <w:rPr>
+                <w:rFonts w:ascii="Arial" w:cs="Arial" w:eastAsia="Arial" w:hAnsi="Arial"/>
+                <w:color w:val="000000"/>
+                <w:sz w:val="15"/>
+                <w:szCs w:val="15"/>
+              </w:rPr>
+              <w:t xml:space="preserve">ACTIVITÉ N°05 · EBEP</w:t>
+            </w:r>
+          </w:p>
+          <w:p>
+            <w:pPr>
+              <w:keepLines/>
+              <w:spacing w:after="0" w:before="0"/>
+            </w:pPr>
+            <w:r>
+              <w:rPr>
+                <w:rFonts w:ascii="Arial" w:cs="Arial" w:eastAsia="Arial" w:hAnsi="Arial"/>
+                <w:color w:val="000000"/>
+                <w:sz w:val="15"/>
+                <w:szCs w:val="15"/>
+              </w:rPr>
+              <w:t xml:space="preserve">Une lumière sans prise</w:t>
+            </w:r>
+          </w:p>
+        </w:tc>
+        <w:tc>
+          <w:tcPr>
+            <w:tcW w:type="dxa" w:w="1300"/>
+            <w:tcBorders>
+              <w:top w:val="single" w:color="000000" w:sz="6"/>
+              <w:left w:val="single" w:color="000000" w:sz="6"/>
+              <w:bottom w:val="single" w:color="000000" w:sz="6"/>
+              <w:right w:val="single" w:color="000000" w:sz="6"/>
+            </w:tcBorders>
+            <w:tcMar>
+              <w:top w:type="dxa" w:w="60"/>
+              <w:left w:type="dxa" w:w="110"/>
+              <w:bottom w:type="dxa" w:w="60"/>
+              <w:right w:type="dxa" w:w="110"/>
+            </w:tcMar>
+            <w:vAlign w:val="center"/>
+          </w:tcPr>
+          <w:p>
+            <w:pPr>
+              <w:jc w:val="center"/>
             </w:pPr>
             <w:r>
               <w:drawing>
                 <wp:inline distT="0" distB="0" distL="0" distR="0">
-                  <wp:extent cx="476250" cy="476250"/>
+                  <wp:extent cx="533400" cy="533400"/>
                   <wp:effectExtent t="0" r="0" b="0" l="0"/>
                   <wp:docPr id="1" name="" descr="" title=""/>
                   <wp:cNvGraphicFramePr>
@@ -191,7 +269,7 @@
                         <pic:spPr bwMode="auto">
                           <a:xfrm>
                             <a:off x="0" y="0"/>
-                            <a:ext cx="476250" cy="476250"/>
+                            <a:ext cx="533400" cy="533400"/>
                           </a:xfrm>
                           <a:prstGeom prst="rect">
                             <a:avLst/>
